--- a/grade8/Fluency-Lab-Package/module-materials/Module-1-Add-Subtract/FluencyLab_M1_Mixed_Review.docx
+++ b/grade8/Fluency-Lab-Package/module-materials/Module-1-Add-Subtract/FluencyLab_M1_Mixed_Review.docx
@@ -49,6 +49,9 @@
         <w:gridCol w:w="5960"/>
       </w:tblGrid>
       <w:tr>
+        <w:trPr>
+          <w:cantSplit/>
+        </w:trPr>
         <w:tc>
           <w:tcPr>
             <w:tcW w:type="dxa" w:w="3400"/>
@@ -133,7 +136,7 @@
           <w:sz w:val="22"/>
           <w:szCs w:val="22"/>
         </w:rPr>
-        <w:t xml:space="preserve">Both operations together. Before each one, ask: </w:t>
+        <w:t xml:space="preserve">Check the sign: </w:t>
       </w:r>
       <w:r>
         <w:rPr>
@@ -143,7 +146,7 @@
           <w:sz w:val="22"/>
           <w:szCs w:val="22"/>
         </w:rPr>
-        <w:t xml:space="preserve">add or subtract? carry or borrow?</w:t>
+        <w:t xml:space="preserve">+ or −?</w:t>
       </w:r>
     </w:p>
     <w:p>
@@ -159,7 +162,7 @@
           <w:sz w:val="26"/>
           <w:szCs w:val="26"/>
         </w:rPr>
-        <w:t xml:space="preserve">Warm set — already stacked</w:t>
+        <w:t xml:space="preserve">Warm-up</w:t>
       </w:r>
     </w:p>
     <w:tbl>
@@ -179,6 +182,9 @@
         <w:gridCol w:w="4680"/>
       </w:tblGrid>
       <w:tr>
+        <w:trPr>
+          <w:cantSplit/>
+        </w:trPr>
         <w:tc>
           <w:tcPr>
             <w:tcW w:type="dxa" w:w="4680"/>
@@ -373,6 +379,9 @@
         </w:tc>
       </w:tr>
       <w:tr>
+        <w:trPr>
+          <w:cantSplit/>
+        </w:trPr>
         <w:tc>
           <w:tcPr>
             <w:tcW w:type="dxa" w:w="4680"/>
@@ -567,6 +576,9 @@
         </w:tc>
       </w:tr>
       <w:tr>
+        <w:trPr>
+          <w:cantSplit/>
+        </w:trPr>
         <w:tc>
           <w:tcPr>
             <w:tcW w:type="dxa" w:w="4680"/>
@@ -774,7 +786,7 @@
           <w:sz w:val="26"/>
           <w:szCs w:val="26"/>
         </w:rPr>
-        <w:t xml:space="preserve">Challenge set — set it up yourself</w:t>
+        <w:t xml:space="preserve">Challenge</w:t>
       </w:r>
     </w:p>
     <w:tbl>
@@ -793,6 +805,9 @@
         <w:gridCol w:w="9360"/>
       </w:tblGrid>
       <w:tr>
+        <w:trPr>
+          <w:cantSplit/>
+        </w:trPr>
         <w:tc>
           <w:tcPr>
             <w:tcW w:type="dxa" w:w="9360"/>
@@ -822,7 +837,7 @@
                 <w:sz w:val="20"/>
                 <w:szCs w:val="20"/>
               </w:rPr>
-              <w:t xml:space="preserve">Set it up yourself — stack each one, then solve.</w:t>
+              <w:t xml:space="preserve">Stack it, then solve.</w:t>
             </w:r>
           </w:p>
           <w:p>
@@ -883,20 +898,7 @@
           <w:sz w:val="26"/>
           <w:szCs w:val="26"/>
         </w:rPr>
-        <w:t xml:space="preserve">Find and fix the mistake</w:t>
-      </w:r>
-    </w:p>
-    <w:p>
-      <w:pPr>
-        <w:spacing w:after="110" w:line="274"/>
-      </w:pPr>
-      <w:r>
-        <w:rPr>
-          <w:color w:val="222222"/>
-          <w:sz w:val="22"/>
-          <w:szCs w:val="22"/>
-        </w:rPr>
-        <w:t xml:space="preserve">This student subtracted the smaller digit from the larger in each column instead of top minus bottom. Find the error and write the correct answer.</w:t>
+        <w:t xml:space="preserve">Find the mistake</w:t>
       </w:r>
     </w:p>
     <w:tbl>
@@ -915,6 +917,9 @@
         <w:gridCol w:w="9360"/>
       </w:tblGrid>
       <w:tr>
+        <w:trPr>
+          <w:cantSplit/>
+        </w:trPr>
         <w:tc>
           <w:tcPr>
             <w:tcW w:type="dxa" w:w="9360"/>
